--- a/omer/templates/5.1.docx
+++ b/omer/templates/5.1.docx
@@ -825,7 +825,15 @@
           <w:rtl/>
         </w:rPr>
         <w:tab/>
-        <w:t>______________</w:t>
+        <w:t xml:space="preserve"/>
+      </w:r>
+      <w:r>
+        <w:rPr>
+          <w:rFonts w:ascii="Calibri" w:eastAsia="Calibri" w:hAnsi="Calibri"/>
+          <w:sz w:val="24"/>
+          <w:rtl/>
+        </w:rPr>
+        <w:t xml:space="preserve">{{signature|______________}}</w:t>
       </w:r>
       <w:r>
         <w:rPr>
